--- a/13-excel/apuntes excel/00-temario excel/temario excel.docx
+++ b/13-excel/apuntes excel/00-temario excel/temario excel.docx
@@ -858,195 +858,6 @@
       </w:pPr>
       <w:r>
         <w:t>Analizar un conjunto de datos real</w:t>
-      </w:r>
-    </w:p>
-    <w:p>
-      <w:pPr>
-        <w:rPr>
-          <w:b/>
-          <w:bCs/>
-        </w:rPr>
-      </w:pPr>
-      <w:r>
-        <w:rPr>
-          <w:rFonts w:ascii="Segoe UI Emoji" w:hAnsi="Segoe UI Emoji" w:cs="Segoe UI Emoji"/>
-          <w:b/>
-          <w:bCs/>
-        </w:rPr>
-        <w:t>🎯</w:t>
-      </w:r>
-      <w:r>
-        <w:rPr>
-          <w:b/>
-          <w:bCs/>
-        </w:rPr>
-        <w:t xml:space="preserve"> ¿Qué haremos después?</w:t>
-      </w:r>
-    </w:p>
-    <w:p>
-      <w:r>
-        <w:t>Cuando me digas “vamos con el Módulo X”, te preparo:</w:t>
-      </w:r>
-    </w:p>
-    <w:p>
-      <w:pPr>
-        <w:rPr>
-          <w:b/>
-          <w:bCs/>
-        </w:rPr>
-      </w:pPr>
-      <w:r>
-        <w:rPr>
-          <w:rFonts w:ascii="Segoe UI Symbol" w:hAnsi="Segoe UI Symbol" w:cs="Segoe UI Symbol"/>
-          <w:b/>
-          <w:bCs/>
-        </w:rPr>
-        <w:t>✔</w:t>
-      </w:r>
-      <w:r>
-        <w:rPr>
-          <w:b/>
-          <w:bCs/>
-        </w:rPr>
-        <w:t>️ Explicación clara</w:t>
-      </w:r>
-    </w:p>
-    <w:p>
-      <w:pPr>
-        <w:rPr>
-          <w:b/>
-          <w:bCs/>
-        </w:rPr>
-      </w:pPr>
-      <w:r>
-        <w:rPr>
-          <w:rFonts w:ascii="Segoe UI Symbol" w:hAnsi="Segoe UI Symbol" w:cs="Segoe UI Symbol"/>
-          <w:b/>
-          <w:bCs/>
-        </w:rPr>
-        <w:t>✔</w:t>
-      </w:r>
-      <w:r>
-        <w:rPr>
-          <w:b/>
-          <w:bCs/>
-        </w:rPr>
-        <w:t>️ Apuntes completos</w:t>
-      </w:r>
-    </w:p>
-    <w:p>
-      <w:pPr>
-        <w:rPr>
-          <w:b/>
-          <w:bCs/>
-        </w:rPr>
-      </w:pPr>
-      <w:r>
-        <w:rPr>
-          <w:rFonts w:ascii="Segoe UI Symbol" w:hAnsi="Segoe UI Symbol" w:cs="Segoe UI Symbol"/>
-          <w:b/>
-          <w:bCs/>
-        </w:rPr>
-        <w:t>✔</w:t>
-      </w:r>
-      <w:r>
-        <w:rPr>
-          <w:b/>
-          <w:bCs/>
-        </w:rPr>
-        <w:t>️ Ejemplos</w:t>
-      </w:r>
-    </w:p>
-    <w:p>
-      <w:pPr>
-        <w:rPr>
-          <w:b/>
-          <w:bCs/>
-        </w:rPr>
-      </w:pPr>
-      <w:r>
-        <w:rPr>
-          <w:rFonts w:ascii="Segoe UI Symbol" w:hAnsi="Segoe UI Symbol" w:cs="Segoe UI Symbol"/>
-          <w:b/>
-          <w:bCs/>
-        </w:rPr>
-        <w:t>✔</w:t>
-      </w:r>
-      <w:r>
-        <w:rPr>
-          <w:b/>
-          <w:bCs/>
-        </w:rPr>
-        <w:t>️ Actividades prácticas</w:t>
-      </w:r>
-    </w:p>
-    <w:p>
-      <w:pPr>
-        <w:rPr>
-          <w:b/>
-          <w:bCs/>
-        </w:rPr>
-      </w:pPr>
-      <w:r>
-        <w:rPr>
-          <w:rFonts w:ascii="Segoe UI Symbol" w:hAnsi="Segoe UI Symbol" w:cs="Segoe UI Symbol"/>
-          <w:b/>
-          <w:bCs/>
-        </w:rPr>
-        <w:t>✔</w:t>
-      </w:r>
-      <w:r>
-        <w:rPr>
-          <w:b/>
-          <w:bCs/>
-        </w:rPr>
-        <w:t>️ Ejercicios de nivel creciente</w:t>
-      </w:r>
-    </w:p>
-    <w:p>
-      <w:pPr>
-        <w:rPr>
-          <w:b/>
-          <w:bCs/>
-        </w:rPr>
-      </w:pPr>
-      <w:r>
-        <w:rPr>
-          <w:rFonts w:ascii="Segoe UI Symbol" w:hAnsi="Segoe UI Symbol" w:cs="Segoe UI Symbol"/>
-          <w:b/>
-          <w:bCs/>
-        </w:rPr>
-        <w:t>✔</w:t>
-      </w:r>
-      <w:r>
-        <w:rPr>
-          <w:b/>
-          <w:bCs/>
-        </w:rPr>
-        <w:t>️ Mini</w:t>
-      </w:r>
-      <w:r>
-        <w:rPr>
-          <w:b/>
-          <w:bCs/>
-        </w:rPr>
-        <w:noBreakHyphen/>
-        <w:t>proyecto final del módulo</w:t>
-      </w:r>
-    </w:p>
-    <w:p>
-      <w:r>
-        <w:t xml:space="preserve">Así tendrás un </w:t>
-      </w:r>
-      <w:r>
-        <w:rPr>
-          <w:b/>
-          <w:bCs/>
-        </w:rPr>
-        <w:t>curso completo hecho a tu medida</w:t>
-      </w:r>
-      <w:r>
-        <w:t>.</w:t>
       </w:r>
     </w:p>
     <w:p/>
@@ -3188,6 +2999,7 @@
   <w:style w:type="character" w:default="1" w:styleId="Fuentedeprrafopredeter">
     <w:name w:val="Default Paragraph Font"/>
     <w:uiPriority w:val="1"/>
+    <w:semiHidden/>
     <w:unhideWhenUsed/>
   </w:style>
   <w:style w:type="table" w:default="1" w:styleId="Tablanormal">
